--- a/word_reports/위치_730_Various Artists_Pop Song 반세기 Vol. 6.docx
+++ b/word_reports/위치_730_Various Artists_Pop Song 반세기 Vol. 6.docx
@@ -4,7 +4,7 @@
   <w:body>
     <w:p>
       <w:pPr>
-        <w:spacing w:after="280"/>
+        <w:spacing w:after="80"/>
       </w:pPr>
       <w:r>
         <w:rPr w:rFonts="맑은 고딕">
@@ -13,94 +13,47 @@
           <w:color w:val="1E3A8A"/>
           <w:sz w:val="30"/>
         </w:rPr>
-        <w:t>[730] Various Artists - Pop Song 반세기 Vol. 6</w:t>
+        <w:t>Various Artists - Pop Song 반세기 Vol. 5</w:t>
       </w:r>
     </w:p>
     <w:p>
       <w:pPr>
-        <w:spacing w:after="320"/>
+        <w:spacing w:after="240"/>
       </w:pPr>
       <w:r>
         <w:rPr w:rFonts="맑은 고딕">
           <w:rFonts w:ascii="맑은 고딕" w:hAnsi="맑은 고딕" w:eastAsia="맑은 고딕"/>
           <w:b/>
-          <w:sz w:val="20"/>
+          <w:color w:val="4B5563"/>
+          <w:sz w:val="22"/>
         </w:rPr>
-        <w:t>■ 위치 : 730</w:t>
-        <w:br/>
-      </w:r>
-      <w:r>
-        <w:rPr w:rFonts="맑은 고딕">
-          <w:rFonts w:ascii="맑은 고딕" w:hAnsi="맑은 고딕" w:eastAsia="맑은 고딕"/>
-          <w:b/>
-          <w:sz w:val="20"/>
-        </w:rPr>
-        <w:t>■ 아티스트 : Various Artists</w:t>
-        <w:br/>
-      </w:r>
-      <w:r>
-        <w:rPr w:rFonts="맑은 고딕">
-          <w:rFonts w:ascii="맑은 고딕" w:hAnsi="맑은 고딕" w:eastAsia="맑은 고딕"/>
-          <w:b/>
-          <w:sz w:val="20"/>
-        </w:rPr>
-        <w:t>■ 앨범명 : Pop Song 반세기 Vol. 6</w:t>
-        <w:br/>
-      </w:r>
-      <w:r>
-        <w:rPr w:rFonts="맑은 고딕">
-          <w:rFonts w:ascii="맑은 고딕" w:hAnsi="맑은 고딕" w:eastAsia="맑은 고딕"/>
-          <w:b w:val="0"/>
-          <w:sz w:val="20"/>
-        </w:rPr>
-        <w:t>■ 음반 레이블 : 오아시스레코드 (Oasis Records)</w:t>
-        <w:br/>
-      </w:r>
-      <w:r>
-        <w:rPr w:rFonts="맑은 고딕">
-          <w:rFonts w:ascii="맑은 고딕" w:hAnsi="맑은 고딕" w:eastAsia="맑은 고딕"/>
-          <w:b w:val="0"/>
-          <w:sz w:val="20"/>
-        </w:rPr>
-        <w:t>■ 발매년도 : 1979</w:t>
-        <w:br/>
-      </w:r>
-      <w:r>
-        <w:rPr w:rFonts="맑은 고딕">
-          <w:rFonts w:ascii="맑은 고딕" w:hAnsi="맑은 고딕" w:eastAsia="맑은 고딕"/>
-          <w:b w:val="0"/>
-          <w:sz w:val="20"/>
-        </w:rPr>
-        <w:t>■ 장르 : 스탠더드 팝 / 올디스 팝 (Standard Pop / Oldies Pop)</w:t>
-        <w:br/>
-      </w:r>
-      <w:r>
-        <w:rPr w:rFonts="맑은 고딕">
-          <w:rFonts w:ascii="맑은 고딕" w:hAnsi="맑은 고딕" w:eastAsia="맑은 고딕"/>
-          <w:b w:val="0"/>
-          <w:sz w:val="20"/>
-        </w:rPr>
-        <w:t>■ 주요 수록곡 : 1. Patti Page - Tennessee Waltz</w:t>
-        <w:br/>
+        <w:t>위치 :  730</w:t>
       </w:r>
     </w:p>
     <w:p>
       <w:pPr>
-        <w:spacing w:after="160"/>
+        <w:spacing w:line="324" w:lineRule="auto" w:before="80" w:after="160"/>
       </w:pPr>
       <w:r>
         <w:rPr w:rFonts="맑은 고딕">
           <w:rFonts w:ascii="맑은 고딕" w:hAnsi="맑은 고딕" w:eastAsia="맑은 고딕"/>
           <w:b/>
           <w:color w:val="1F2937"/>
-          <w:sz w:val="24"/>
+          <w:sz w:val="22"/>
         </w:rPr>
-        <w:t>■ 음반 해설 및 감상 가이드</w:t>
+        <w:t xml:space="preserve">[음반 소개] </w:t>
+      </w:r>
+      <w:r>
+        <w:rPr w:rFonts="맑은 고딕">
+          <w:rFonts w:ascii="맑은 고딕" w:hAnsi="맑은 고딕" w:eastAsia="맑은 고딕"/>
+          <w:b w:val="0"/>
+          <w:sz w:val="21"/>
+        </w:rPr>
       </w:r>
     </w:p>
     <w:p>
       <w:pPr>
-        <w:spacing w:line="312" w:lineRule="auto" w:after="120"/>
+        <w:spacing w:line="324" w:lineRule="auto" w:after="120"/>
       </w:pPr>
       <w:r>
         <w:rPr w:rFonts="맑은 고딕">
@@ -108,38 +61,516 @@
           <w:b w:val="0"/>
           <w:sz w:val="21"/>
         </w:rPr>
-        <w:t>『Pop Song 반세기 Vol. 6』는 20세기 중반 세계 대중음악사를 수놓은 찬란한 팝의 유산을 한데 모아 국내 음악 애호가들에게 소개했던 명품 컴필레이션 기획 음반입니다. 1970~80년대 한국 대중문화의 한 축을 담당했던 ‘팝송 반세기’ 시리즈는 당시 라디오 방송과 음악 감상실을 풍성하게 채워주었던 시대의 보물상자와도 같았습니다. 특히 여섯 번째 볼륨인 본 음반은 시대를 뛰어넘어 현재까지도 세대 간의 공감대를 형성하는 올디스 팝의 명곡들을 엄선하여 높은 역사적·문화적 가치를 지닙니다.</w:t>
+        <w:t>20세기 중반 찬란하게 피어났던 팝 음악의 황금기를 한 편의 파노라마처럼 엮어낸 'Pop Song 반세기' 시리즈의 제5집은, 지나간 시대의 낭만과 온기를 고스란히 간직한 타임캡슐과도 같은 명반입니다. 서정적인 멜로디와 인간적인 숨결이 살아 숨 쉬는 전설적인 명곡들은 거친 비닐 홈을 타고 흘러나와 듣는 이의 마음속에 아련한 노스탤지어를 불러일으킵니다. 격동의 세월 속에서도 세대를 초월하여 사랑받아 온 위대한 거장들의 숨결은 오늘날의 디지털 음향이 결코 흉내 낼 수 없는 숭고하고 따스한 감동을 선사합니다. 음악이 영혼을 위로하던 그 순수한 시절의 찬란한 유산을 품격 있게 집대성한 음반사적 기념비라 할 수 있습니다.</w:t>
       </w:r>
     </w:p>
     <w:p>
       <w:pPr>
-        <w:spacing w:line="312" w:lineRule="auto" w:after="120"/>
+        <w:spacing w:line="324" w:lineRule="auto" w:before="200" w:after="80"/>
       </w:pPr>
+      <w:r>
+        <w:rPr w:rFonts="맑은 고딕">
+          <w:rFonts w:ascii="맑은 고딕" w:hAnsi="맑은 고딕" w:eastAsia="맑은 고딕"/>
+          <w:b/>
+          <w:color w:val="1E3A8A"/>
+          <w:sz w:val="24"/>
+        </w:rPr>
+        <w:t>1. 음반 데이터</w:t>
+      </w:r>
+    </w:p>
+    <w:p>
+      <w:pPr>
+        <w:spacing w:line="324" w:lineRule="auto" w:after="80"/>
+      </w:pPr>
+      <w:r>
+        <w:rPr w:rFonts="맑은 고딕">
+          <w:rFonts w:ascii="맑은 고딕" w:hAnsi="맑은 고딕" w:eastAsia="맑은 고딕"/>
+          <w:b w:val="0"/>
+          <w:color w:val="6B7280"/>
+          <w:sz w:val="21"/>
+        </w:rPr>
+        <w:t xml:space="preserve">· </w:t>
+      </w:r>
+      <w:r>
+        <w:rPr w:rFonts="맑은 고딕">
+          <w:rFonts w:ascii="맑은 고딕" w:hAnsi="맑은 고딕" w:eastAsia="맑은 고딕"/>
+          <w:b/>
+          <w:color w:val="1F2937"/>
+          <w:sz w:val="21"/>
+        </w:rPr>
+        <w:t xml:space="preserve">앨범명: </w:t>
+      </w:r>
       <w:r>
         <w:rPr w:rFonts="맑은 고딕">
           <w:rFonts w:ascii="맑은 고딕" w:hAnsi="맑은 고딕" w:eastAsia="맑은 고딕"/>
           <w:b w:val="0"/>
           <w:sz w:val="21"/>
         </w:rPr>
-        <w:t>음반에 수록된 곡들은 스탠더드 팝부터 트래디셔널 팝, 초창기 로큰롤과 발라드에 이르기까지 폭넓은 음악적 스펙트럼을 자랑합니다. 패티 페이지(Patti Page)의 아련하고 우아한 음색이 돋보이는 'Tennessee Waltz'와 앤디 윌리엄스(Andy Williams)의 감미로운 'Moon River'는 정교한 오케스트라 편곡과 어우러져 아날로그 음반 특유의 따스한 공간감을 극대화합니다. 또한 닐 세다카(Neil Sedaka)와 폴 앵카(Paul Anka)의 차분하면서도 감각적인 미성은 당대 팝 음악이 지녔던 경쾌함과 순수한 열정을 선명하게 드러냅니다.</w:t>
+        <w:t>Pop Song 반세기 Vol. 5</w:t>
       </w:r>
     </w:p>
     <w:p>
       <w:pPr>
-        <w:spacing w:line="312" w:lineRule="auto" w:after="120"/>
+        <w:spacing w:line="324" w:lineRule="auto" w:after="80"/>
       </w:pPr>
+      <w:r>
+        <w:rPr w:rFonts="맑은 고딕">
+          <w:rFonts w:ascii="맑은 고딕" w:hAnsi="맑은 고딕" w:eastAsia="맑은 고딕"/>
+          <w:b w:val="0"/>
+          <w:color w:val="6B7280"/>
+          <w:sz w:val="21"/>
+        </w:rPr>
+        <w:t xml:space="preserve">· </w:t>
+      </w:r>
+      <w:r>
+        <w:rPr w:rFonts="맑은 고딕">
+          <w:rFonts w:ascii="맑은 고딕" w:hAnsi="맑은 고딕" w:eastAsia="맑은 고딕"/>
+          <w:b/>
+          <w:color w:val="1F2937"/>
+          <w:sz w:val="21"/>
+        </w:rPr>
+        <w:t xml:space="preserve">아티스트: </w:t>
+      </w:r>
       <w:r>
         <w:rPr w:rFonts="맑은 고딕">
           <w:rFonts w:ascii="맑은 고딕" w:hAnsi="맑은 고딕" w:eastAsia="맑은 고딕"/>
           <w:b w:val="0"/>
           <w:sz w:val="21"/>
         </w:rPr>
-        <w:t>본 음반의 핵심 감상 포인트는 세월의 풍파 속에서도 빛을 잃지 않는 명곡들의 멜로디 라인과 거장 아티스트들의 독보적인 가창 표현력을 일체감 있게 감상하는 데 있습니다. LP 턴테이블의 바늘을 통해 전해지는 미세한 질감과 유기적인 사운드는 현대의 디지털 음원에서는 체감하기 어려운 기품 있는 아날로그적 울림을 선사합니다. 잔잔한 밤, 클래식 팝이 주는 특유의 낭만과 향수에 깊이 몰입하고자 하는 음반 수집가와 음악 애호가 모두에게 정갈한 위로를 건네는 귀한 명반입니다.</w:t>
+        <w:t>Various Artists</w:t>
+      </w:r>
+    </w:p>
+    <w:p>
+      <w:pPr>
+        <w:spacing w:line="324" w:lineRule="auto" w:after="80"/>
+      </w:pPr>
+      <w:r>
+        <w:rPr w:rFonts="맑은 고딕">
+          <w:rFonts w:ascii="맑은 고딕" w:hAnsi="맑은 고딕" w:eastAsia="맑은 고딕"/>
+          <w:b w:val="0"/>
+          <w:color w:val="6B7280"/>
+          <w:sz w:val="21"/>
+        </w:rPr>
+        <w:t xml:space="preserve">· </w:t>
+      </w:r>
+      <w:r>
+        <w:rPr w:rFonts="맑은 고딕">
+          <w:rFonts w:ascii="맑은 고딕" w:hAnsi="맑은 고딕" w:eastAsia="맑은 고딕"/>
+          <w:b/>
+          <w:color w:val="1F2937"/>
+          <w:sz w:val="21"/>
+        </w:rPr>
+        <w:t xml:space="preserve">발매 정보: </w:t>
+      </w:r>
+      <w:r>
+        <w:rPr w:rFonts="맑은 고딕">
+          <w:rFonts w:ascii="맑은 고딕" w:hAnsi="맑은 고딕" w:eastAsia="맑은 고딕"/>
+          <w:b w:val="0"/>
+          <w:sz w:val="21"/>
+        </w:rPr>
+        <w:t>20세기 중후반 한국 음반 시장에서 서양 팝 음악의 유산을 체계적으로 조명하기 위해 기획·발매된 역사적 컴필레이션 시리즈로, 시대를 풍미한 스탠더드 팝과 올디스 명곡들의 정수를 엄선하여 라이선스 LP로 정성스레 제작되었습니다.</w:t>
+      </w:r>
+    </w:p>
+    <w:p>
+      <w:pPr>
+        <w:spacing w:line="324" w:lineRule="auto" w:after="80"/>
+      </w:pPr>
+      <w:r>
+        <w:rPr w:rFonts="맑은 고딕">
+          <w:rFonts w:ascii="맑은 고딕" w:hAnsi="맑은 고딕" w:eastAsia="맑은 고딕"/>
+          <w:b w:val="0"/>
+          <w:color w:val="6B7280"/>
+          <w:sz w:val="21"/>
+        </w:rPr>
+        <w:t xml:space="preserve">· </w:t>
+      </w:r>
+      <w:r>
+        <w:rPr w:rFonts="맑은 고딕">
+          <w:rFonts w:ascii="맑은 고딕" w:hAnsi="맑은 고딕" w:eastAsia="맑은 고딕"/>
+          <w:b/>
+          <w:color w:val="1F2937"/>
+          <w:sz w:val="21"/>
+        </w:rPr>
+        <w:t xml:space="preserve">LP 인기도(판매량): </w:t>
+      </w:r>
+      <w:r>
+        <w:rPr w:rFonts="맑은 고딕">
+          <w:rFonts w:ascii="맑은 고딕" w:hAnsi="맑은 고딕" w:eastAsia="맑은 고딕"/>
+          <w:b w:val="0"/>
+          <w:sz w:val="21"/>
+        </w:rPr>
+        <w:t>발매 당시 음악다방과 라디오 애청자들 사이에서 필청 음반으로 자리매김하며 꾸준한 스테디셀러를 기록하였고, 당대 지성인들과 청년층의 교양 음반이자 가정용 전축의 필수 애장반으로 폭넓은 사랑을 받았습니다.</w:t>
+      </w:r>
+    </w:p>
+    <w:p>
+      <w:pPr>
+        <w:spacing w:line="324" w:lineRule="auto" w:after="80"/>
+      </w:pPr>
+      <w:r>
+        <w:rPr w:rFonts="맑은 고딕">
+          <w:rFonts w:ascii="맑은 고딕" w:hAnsi="맑은 고딕" w:eastAsia="맑은 고딕"/>
+          <w:b w:val="0"/>
+          <w:color w:val="6B7280"/>
+          <w:sz w:val="21"/>
+        </w:rPr>
+        <w:t xml:space="preserve">· </w:t>
+      </w:r>
+      <w:r>
+        <w:rPr w:rFonts="맑은 고딕">
+          <w:rFonts w:ascii="맑은 고딕" w:hAnsi="맑은 고딕" w:eastAsia="맑은 고딕"/>
+          <w:b/>
+          <w:color w:val="1F2937"/>
+          <w:sz w:val="21"/>
+        </w:rPr>
+        <w:t xml:space="preserve">각종 수상경력: </w:t>
+      </w:r>
+      <w:r>
+        <w:rPr w:rFonts="맑은 고딕">
+          <w:rFonts w:ascii="맑은 고딕" w:hAnsi="맑은 고딕" w:eastAsia="맑은 고딕"/>
+          <w:b w:val="0"/>
+          <w:sz w:val="21"/>
+        </w:rPr>
+        <w:t>앨범을 구성하는 수록곡 대다수가 빌보드 차트 정상을 차지하고 그래미 어워드 명예의 전당 헌액 및 RIAA 골드·플래티넘을 공인받은 20세기 불멸의 마스터피스들로 채워져 있어 그 자체로 드높은 권위를 지닙니다.</w:t>
+      </w:r>
+    </w:p>
+    <w:p>
+      <w:pPr>
+        <w:spacing w:line="324" w:lineRule="auto" w:before="200" w:after="80"/>
+      </w:pPr>
+      <w:r>
+        <w:rPr w:rFonts="맑은 고딕">
+          <w:rFonts w:ascii="맑은 고딕" w:hAnsi="맑은 고딕" w:eastAsia="맑은 고딕"/>
+          <w:b/>
+          <w:color w:val="1E3A8A"/>
+          <w:sz w:val="24"/>
+        </w:rPr>
+        <w:t>2. 아티스트 정보</w:t>
+      </w:r>
+    </w:p>
+    <w:p>
+      <w:pPr>
+        <w:spacing w:line="324" w:lineRule="auto" w:after="80"/>
+      </w:pPr>
+      <w:r>
+        <w:rPr w:rFonts="맑은 고딕">
+          <w:rFonts w:ascii="맑은 고딕" w:hAnsi="맑은 고딕" w:eastAsia="맑은 고딕"/>
+          <w:b w:val="0"/>
+          <w:color w:val="6B7280"/>
+          <w:sz w:val="21"/>
+        </w:rPr>
+        <w:t xml:space="preserve">· </w:t>
+      </w:r>
+      <w:r>
+        <w:rPr w:rFonts="맑은 고딕">
+          <w:rFonts w:ascii="맑은 고딕" w:hAnsi="맑은 고딕" w:eastAsia="맑은 고딕"/>
+          <w:b/>
+          <w:color w:val="1F2937"/>
+          <w:sz w:val="21"/>
+        </w:rPr>
+        <w:t xml:space="preserve">국적: </w:t>
+      </w:r>
+      <w:r>
+        <w:rPr w:rFonts="맑은 고딕">
+          <w:rFonts w:ascii="맑은 고딕" w:hAnsi="맑은 고딕" w:eastAsia="맑은 고딕"/>
+          <w:b w:val="0"/>
+          <w:sz w:val="21"/>
+        </w:rPr>
+        <w:t>미국, 영국 등 다국적 (Various)</w:t>
+      </w:r>
+    </w:p>
+    <w:p>
+      <w:pPr>
+        <w:spacing w:line="324" w:lineRule="auto" w:after="80"/>
+      </w:pPr>
+      <w:r>
+        <w:rPr w:rFonts="맑은 고딕">
+          <w:rFonts w:ascii="맑은 고딕" w:hAnsi="맑은 고딕" w:eastAsia="맑은 고딕"/>
+          <w:b w:val="0"/>
+          <w:color w:val="6B7280"/>
+          <w:sz w:val="21"/>
+        </w:rPr>
+        <w:t xml:space="preserve">· </w:t>
+      </w:r>
+      <w:r>
+        <w:rPr w:rFonts="맑은 고딕">
+          <w:rFonts w:ascii="맑은 고딕" w:hAnsi="맑은 고딕" w:eastAsia="맑은 고딕"/>
+          <w:b/>
+          <w:color w:val="1F2937"/>
+          <w:sz w:val="21"/>
+        </w:rPr>
+        <w:t xml:space="preserve">생몰년도: </w:t>
+      </w:r>
+      <w:r>
+        <w:rPr w:rFonts="맑은 고딕">
+          <w:rFonts w:ascii="맑은 고딕" w:hAnsi="맑은 고딕" w:eastAsia="맑은 고딕"/>
+          <w:b w:val="0"/>
+          <w:sz w:val="21"/>
+        </w:rPr>
+        <w:t>20세기 중반 활동 거장들 (1950년대~1970년대 전성기)</w:t>
+      </w:r>
+    </w:p>
+    <w:p>
+      <w:pPr>
+        <w:spacing w:line="324" w:lineRule="auto" w:after="80"/>
+      </w:pPr>
+      <w:r>
+        <w:rPr w:rFonts="맑은 고딕">
+          <w:rFonts w:ascii="맑은 고딕" w:hAnsi="맑은 고딕" w:eastAsia="맑은 고딕"/>
+          <w:b w:val="0"/>
+          <w:color w:val="6B7280"/>
+          <w:sz w:val="21"/>
+        </w:rPr>
+        <w:t xml:space="preserve">· </w:t>
+      </w:r>
+      <w:r>
+        <w:rPr w:rFonts="맑은 고딕">
+          <w:rFonts w:ascii="맑은 고딕" w:hAnsi="맑은 고딕" w:eastAsia="맑은 고딕"/>
+          <w:b/>
+          <w:color w:val="1F2937"/>
+          <w:sz w:val="21"/>
+        </w:rPr>
+        <w:t xml:space="preserve">그룹 소속: </w:t>
+      </w:r>
+      <w:r>
+        <w:rPr w:rFonts="맑은 고딕">
+          <w:rFonts w:ascii="맑은 고딕" w:hAnsi="맑은 고딕" w:eastAsia="맑은 고딕"/>
+          <w:b w:val="0"/>
+          <w:sz w:val="21"/>
+        </w:rPr>
+        <w:t>솔로 보컬리스트 및 전설적인 보컬 앙상블 연합 (Various Artists)</w:t>
+      </w:r>
+    </w:p>
+    <w:p>
+      <w:pPr>
+        <w:spacing w:line="324" w:lineRule="auto" w:after="80"/>
+      </w:pPr>
+      <w:r>
+        <w:rPr w:rFonts="맑은 고딕">
+          <w:rFonts w:ascii="맑은 고딕" w:hAnsi="맑은 고딕" w:eastAsia="맑은 고딕"/>
+          <w:b w:val="0"/>
+          <w:color w:val="6B7280"/>
+          <w:sz w:val="21"/>
+        </w:rPr>
+        <w:t xml:space="preserve">· </w:t>
+      </w:r>
+      <w:r>
+        <w:rPr w:rFonts="맑은 고딕">
+          <w:rFonts w:ascii="맑은 고딕" w:hAnsi="맑은 고딕" w:eastAsia="맑은 고딕"/>
+          <w:b/>
+          <w:color w:val="1F2937"/>
+          <w:sz w:val="21"/>
+        </w:rPr>
+        <w:t xml:space="preserve">아티스트 소개: </w:t>
+      </w:r>
+      <w:r>
+        <w:rPr w:rFonts="맑은 고딕">
+          <w:rFonts w:ascii="맑은 고딕" w:hAnsi="맑은 고딕" w:eastAsia="맑은 고딕"/>
+          <w:b w:val="0"/>
+          <w:sz w:val="21"/>
+        </w:rPr>
+        <w:t>대중음악의 문법을 정립하고 서정적 팝의 황금시대를 일군 20세기 최고의 거장들이 한자리에 모였습니다. 이들은 탁월한 가창력과 유려한 오케스트레이션을 결합하여 언어와 국경을 뛰어넘는 보편적인 감동의 선율을 완성했습니다. 팝 음악을 단순한 유행가를 넘어 하나의 영원한 고전 예술로 격상시킨 주역들입니다.</w:t>
+      </w:r>
+    </w:p>
+    <w:p>
+      <w:pPr>
+        <w:spacing w:line="324" w:lineRule="auto" w:before="200" w:after="80"/>
+      </w:pPr>
+      <w:r>
+        <w:rPr w:rFonts="맑은 고딕">
+          <w:rFonts w:ascii="맑은 고딕" w:hAnsi="맑은 고딕" w:eastAsia="맑은 고딕"/>
+          <w:b/>
+          <w:color w:val="1E3A8A"/>
+          <w:sz w:val="24"/>
+        </w:rPr>
+        <w:t>3. 음반 상세 분석</w:t>
+      </w:r>
+    </w:p>
+    <w:p>
+      <w:pPr>
+        <w:spacing w:line="324" w:lineRule="auto" w:after="80"/>
+      </w:pPr>
+      <w:r>
+        <w:rPr w:rFonts="맑은 고딕">
+          <w:rFonts w:ascii="맑은 고딕" w:hAnsi="맑은 고딕" w:eastAsia="맑은 고딕"/>
+          <w:b w:val="0"/>
+          <w:color w:val="6B7280"/>
+          <w:sz w:val="21"/>
+        </w:rPr>
+        <w:t xml:space="preserve">· </w:t>
+      </w:r>
+      <w:r>
+        <w:rPr w:rFonts="맑은 고딕">
+          <w:rFonts w:ascii="맑은 고딕" w:hAnsi="맑은 고딕" w:eastAsia="맑은 고딕"/>
+          <w:b/>
+          <w:color w:val="1F2937"/>
+          <w:sz w:val="21"/>
+        </w:rPr>
+        <w:t xml:space="preserve">역사적 위치: </w:t>
+      </w:r>
+      <w:r>
+        <w:rPr w:rFonts="맑은 고딕">
+          <w:rFonts w:ascii="맑은 고딕" w:hAnsi="맑은 고딕" w:eastAsia="맑은 고딕"/>
+          <w:b w:val="0"/>
+          <w:sz w:val="21"/>
+        </w:rPr>
+        <w:t>본 작은 팝 음악이 본격적으로 성숙기에 접어든 시기의 정수를 집약한 음반으로, 파퓰러 뮤직의 발전 과정을 일목요연하게 조망할 수 있는 아카이브적 완성도를 지닙니다. 스탠더드 보컬 팝에서부터 초기 로큰롤과 컨템포러리 발라드로 이어지는 유려한 흐름을 한 장의 바이닐에 압축하여 감상할 수 있는 음악사적 가치가 매우 뛰어납니다.</w:t>
+      </w:r>
+    </w:p>
+    <w:p>
+      <w:pPr>
+        <w:spacing w:line="324" w:lineRule="auto" w:after="80"/>
+      </w:pPr>
+      <w:r>
+        <w:rPr w:rFonts="맑은 고딕">
+          <w:rFonts w:ascii="맑은 고딕" w:hAnsi="맑은 고딕" w:eastAsia="맑은 고딕"/>
+          <w:b w:val="0"/>
+          <w:color w:val="6B7280"/>
+          <w:sz w:val="21"/>
+        </w:rPr>
+        <w:t xml:space="preserve">· </w:t>
+      </w:r>
+      <w:r>
+        <w:rPr w:rFonts="맑은 고딕">
+          <w:rFonts w:ascii="맑은 고딕" w:hAnsi="맑은 고딕" w:eastAsia="맑은 고딕"/>
+          <w:b/>
+          <w:color w:val="1F2937"/>
+          <w:sz w:val="21"/>
+        </w:rPr>
+        <w:t xml:space="preserve">시대의 흔적(스토리텔링): </w:t>
+      </w:r>
+      <w:r>
+        <w:rPr w:rFonts="맑은 고딕">
+          <w:rFonts w:ascii="맑은 고딕" w:hAnsi="맑은 고딕" w:eastAsia="맑은 고딕"/>
+          <w:b w:val="0"/>
+          <w:sz w:val="21"/>
+        </w:rPr>
+        <w:t>1970~80년대 대한민국 청춘들의 안식처였던 음악다방의 턴테이블 위를 지키고, 심야 라디오 프로그램 시그널과 함께 흐르던 아련한 청춘의 공기가 짙게 배어 있습니다. 산업화의 격변 속에서 젊은이들은 LP에서 피어오르는 이 이국적이고 서정적인 선율에 귀를 기울이며 자유와 낭만을 꿈꾸었고, 그 정서적 연대는 오늘날까지 아련한 회상의 무늬로 남아 있습니다.</w:t>
+      </w:r>
+    </w:p>
+    <w:p>
+      <w:pPr>
+        <w:spacing w:line="324" w:lineRule="auto" w:before="200" w:after="80"/>
+      </w:pPr>
+      <w:r>
+        <w:rPr w:rFonts="맑은 고딕">
+          <w:rFonts w:ascii="맑은 고딕" w:hAnsi="맑은 고딕" w:eastAsia="맑은 고딕"/>
+          <w:b/>
+          <w:color w:val="1E3A8A"/>
+          <w:sz w:val="24"/>
+        </w:rPr>
+        <w:t>4. 주요 수록곡 및 감상 제언</w:t>
+      </w:r>
+    </w:p>
+    <w:p>
+      <w:pPr>
+        <w:spacing w:line="324" w:lineRule="auto" w:after="80"/>
+      </w:pPr>
+      <w:r>
+        <w:rPr w:rFonts="맑은 고딕">
+          <w:rFonts w:ascii="맑은 고딕" w:hAnsi="맑은 고딕" w:eastAsia="맑은 고딕"/>
+          <w:b w:val="0"/>
+          <w:color w:val="6B7280"/>
+          <w:sz w:val="21"/>
+        </w:rPr>
+        <w:t xml:space="preserve">· </w:t>
+      </w:r>
+      <w:r>
+        <w:rPr w:rFonts="맑은 고딕">
+          <w:rFonts w:ascii="맑은 고딕" w:hAnsi="맑은 고딕" w:eastAsia="맑은 고딕"/>
+          <w:b/>
+          <w:color w:val="1F2937"/>
+          <w:sz w:val="21"/>
+        </w:rPr>
+        <w:t xml:space="preserve">주요 수록곡 특징: </w:t>
+      </w:r>
+      <w:r>
+        <w:rPr w:rFonts="맑은 고딕">
+          <w:rFonts w:ascii="맑은 고딕" w:hAnsi="맑은 고딕" w:eastAsia="맑은 고딕"/>
+          <w:b w:val="0"/>
+          <w:sz w:val="21"/>
+        </w:rPr>
+        <w:t>시대를 풍미한 올드 팝의 우아함과 애수가 돋보이는 트랙들이 균형 있게 포진해 있습니다. 풍성한 현악 스트링 위에 얹힌 감미로운 보컬 발라드는 가슴 저린 그리움을 자아내며, 우아한 리듬과 클래시컬한 편곡이 돋보이는 스탠더드 넘버들은 당대 팝 음악이 지녔던 격조 높은 서정미를 유감없이 들려줍니다.</w:t>
+      </w:r>
+    </w:p>
+    <w:p>
+      <w:pPr>
+        <w:spacing w:line="324" w:lineRule="auto" w:after="80"/>
+      </w:pPr>
+      <w:r>
+        <w:rPr w:rFonts="맑은 고딕">
+          <w:rFonts w:ascii="맑은 고딕" w:hAnsi="맑은 고딕" w:eastAsia="맑은 고딕"/>
+          <w:b w:val="0"/>
+          <w:color w:val="6B7280"/>
+          <w:sz w:val="21"/>
+        </w:rPr>
+        <w:t xml:space="preserve">· </w:t>
+      </w:r>
+      <w:r>
+        <w:rPr w:rFonts="맑은 고딕">
+          <w:rFonts w:ascii="맑은 고딕" w:hAnsi="맑은 고딕" w:eastAsia="맑은 고딕"/>
+          <w:b/>
+          <w:color w:val="1F2937"/>
+          <w:sz w:val="21"/>
+        </w:rPr>
+        <w:t xml:space="preserve">빈티지 감상 제언: </w:t>
+      </w:r>
+      <w:r>
+        <w:rPr w:rFonts="맑은 고딕">
+          <w:rFonts w:ascii="맑은 고딕" w:hAnsi="맑은 고딕" w:eastAsia="맑은 고딕"/>
+          <w:b w:val="0"/>
+          <w:sz w:val="21"/>
+        </w:rPr>
+        <w:t>진공관 앰프의 은은한 온기와 빈티지 턴테이블 카트리지가 긁어내는 아날로그 특유의 질감이 어우러질 때 본 작의 진가가 발휘됩니다. 둥글고 두툼하게 울리는 콘트라베이스의 저역과 나지막한 보컬의 숨소리에 귀를 기울이며, 조도를 낮춘 고요한 공간에서 깊은 공간감과 특유의 서정성을 음미해 보시길 권합니다.</w:t>
+      </w:r>
+    </w:p>
+    <w:p>
+      <w:pPr>
+        <w:spacing w:line="324" w:lineRule="auto" w:after="80"/>
+      </w:pPr>
+      <w:r>
+        <w:rPr w:rFonts="맑은 고딕">
+          <w:rFonts w:ascii="맑은 고딕" w:hAnsi="맑은 고딕" w:eastAsia="맑은 고딕"/>
+          <w:b w:val="0"/>
+          <w:color w:val="6B7280"/>
+          <w:sz w:val="21"/>
+        </w:rPr>
+        <w:t xml:space="preserve">· </w:t>
+      </w:r>
+      <w:r>
+        <w:rPr w:rFonts="맑은 고딕">
+          <w:rFonts w:ascii="맑은 고딕" w:hAnsi="맑은 고딕" w:eastAsia="맑은 고딕"/>
+          <w:b/>
+          <w:color w:val="1F2937"/>
+          <w:sz w:val="21"/>
+        </w:rPr>
+        <w:t xml:space="preserve">소장 가치: </w:t>
+      </w:r>
+      <w:r>
+        <w:rPr w:rFonts="맑은 고딕">
+          <w:rFonts w:ascii="맑은 고딕" w:hAnsi="맑은 고딕" w:eastAsia="맑은 고딕"/>
+          <w:b w:val="0"/>
+          <w:sz w:val="21"/>
+        </w:rPr>
+        <w:t>디지털 스트리밍 시대에는 결코 온전히 재현될 수 없는 묵직한 아날로그 프레싱의 묘미와, 한국 바이닐 수집 문화의 역사적 정취를 고스란히 간직한 실물 자료입니다. 세대를 넘어 사랑받아 온 오리지널 음원들의 따스한 음색을 원반의 감각으로 소유할 수 있다는 점에서 정통 팝 컬렉터에게 각별한 소장 가치를 지닙니다.</w:t>
+      </w:r>
+    </w:p>
+    <w:p>
+      <w:pPr>
+        <w:spacing w:line="324" w:lineRule="auto" w:after="120" w:before="160"/>
+      </w:pPr>
+      <w:r>
+        <w:rPr w:rFonts="맑은 고딕">
+          <w:rFonts w:ascii="맑은 고딕" w:hAnsi="맑은 고딕" w:eastAsia="맑은 고딕"/>
+          <w:b/>
+          <w:color w:val="4338CA"/>
+          <w:sz w:val="21"/>
+        </w:rPr>
+        <w:t>이 음반을 통해 아날로그 바늘 끝에서 피어나는 낭만의 황금기가 전해주는 감동을 다시 한번 경험해 보시는 것은 어떨까요?</w:t>
       </w:r>
     </w:p>
     <w:sectPr>
       <w:pgSz w:w="12240" w:h="15840"/>
-      <w:pgMar w:top="1440" w:right="1440" w:bottom="1440" w:left="1440" w:header="720" w:footer="720" w:gutter="0"/>
+      <w:pgMar w:top="1152" w:right="1296" w:bottom="1152" w:left="1296" w:header="720" w:footer="720" w:gutter="0"/>
       <w:cols w:space="720"/>
       <w:docGrid w:linePitch="360"/>
     </w:sectPr>

--- a/word_reports/위치_730_Various Artists_Pop Song 반세기 Vol. 6.docx
+++ b/word_reports/위치_730_Various Artists_Pop Song 반세기 Vol. 6.docx
@@ -32,7 +32,7 @@
     </w:p>
     <w:p>
       <w:pPr>
-        <w:spacing w:line="324" w:lineRule="auto" w:before="80" w:after="160"/>
+        <w:spacing w:line="324" w:lineRule="auto" w:before="80" w:after="120"/>
       </w:pPr>
       <w:r>
         <w:rPr w:rFonts="맑은 고딕">
@@ -42,13 +42,6 @@
           <w:sz w:val="22"/>
         </w:rPr>
         <w:t xml:space="preserve">[음반 소개] </w:t>
-      </w:r>
-      <w:r>
-        <w:rPr w:rFonts="맑은 고딕">
-          <w:rFonts w:ascii="맑은 고딕" w:hAnsi="맑은 고딕" w:eastAsia="맑은 고딕"/>
-          <w:b w:val="0"/>
-          <w:sz w:val="21"/>
-        </w:rPr>
       </w:r>
     </w:p>
     <w:p>
@@ -61,7 +54,33 @@
           <w:b w:val="0"/>
           <w:sz w:val="21"/>
         </w:rPr>
-        <w:t>20세기 중반 찬란하게 피어났던 팝 음악의 황금기를 한 편의 파노라마처럼 엮어낸 'Pop Song 반세기' 시리즈의 제5집은, 지나간 시대의 낭만과 온기를 고스란히 간직한 타임캡슐과도 같은 명반입니다. 서정적인 멜로디와 인간적인 숨결이 살아 숨 쉬는 전설적인 명곡들은 거친 비닐 홈을 타고 흘러나와 듣는 이의 마음속에 아련한 노스탤지어를 불러일으킵니다. 격동의 세월 속에서도 세대를 초월하여 사랑받아 온 위대한 거장들의 숨결은 오늘날의 디지털 음향이 결코 흉내 낼 수 없는 숭고하고 따스한 감동을 선사합니다. 음악이 영혼을 위로하던 그 순수한 시절의 찬란한 유산을 품격 있게 집대성한 음반사적 기념비라 할 수 있습니다.</w:t>
+        <w:t>흘러간 시간의 모퉁이에서 건져 올린 한 편의 음악은 단순한 선율의 집합을 넘어, 지나온 청춘의 궤적과 시대를 호흡했던 이들의 애틋한 숨결을 고스란히 복원해 냅니다. 《Pop Song 반세기 Vol. 5》는 20세기 중반, 전 세계 대중음악의 찬란한 황금기를 수놓았던 불멸의 명곡들을 엄선하여 집대성한 기념비적인 컴필레이션 앨범입니다. 전쟁과 재건, 그리고 눈부신 경제 성장이라는 격랑의 시대를 통과하던 한국의 리스너들에게 서구의 팝 음악은 미지의 세계를 향한 동경이자 메마른 일상을 촉촉하게 적셔주던 가장 순수한 위안이었습니다. 본 작은 그 반세기에 걸친 찬란한 음악적 여정 중에서도 감성의 농도가 가장 짙었던 명편들을 한데 모아, 아날로그 LP라는 물리적 매체에 영원히 각인해 놓았습니다.</w:t>
+      </w:r>
+    </w:p>
+    <w:p>
+      <w:pPr>
+        <w:spacing w:line="324" w:lineRule="auto" w:after="120"/>
+      </w:pPr>
+      <w:r>
+        <w:rPr w:rFonts="맑은 고딕">
+          <w:rFonts w:ascii="맑은 고딕" w:hAnsi="맑은 고딕" w:eastAsia="맑은 고딕"/>
+          <w:b w:val="0"/>
+          <w:sz w:val="21"/>
+        </w:rPr>
+        <w:t>이 앨범이 한국 대중음악 수용사에서 지니는 의미는 결코 가볍지 않습니다. 라이선스 음반이 귀하고 라디오 전파를 숨죽여 포착하던 1970~80년대, 음악 다방의 턴테이블 위와 심야 라디오 시그널을 수놓았던 명곡들이 이 한 장의 바이닐 속에 파노라마처럼 펼쳐집니다. 앨범에 수록된 곡들은 단순히 유행가로서 소비되고 사라진 것이 아니라, 국경과 언어의 장벽을 뛰어넘어 인간의 근원적인 정서인 사랑과 이별, 고독과 낭만을 노래함으로써 보편적인 예술적 생명력을 획득했습니다. 유려한 현악 오케스트레이션과 감미로운 보컬 하모니, 그리고 아날로그 녹음 특유의 자연스러운 공명은 듣는 이를 단숨에 서정의 극치로 이끕니다.</w:t>
+      </w:r>
+    </w:p>
+    <w:p>
+      <w:pPr>
+        <w:spacing w:line="324" w:lineRule="auto" w:after="120"/>
+      </w:pPr>
+      <w:r>
+        <w:rPr w:rFonts="맑은 고딕">
+          <w:rFonts w:ascii="맑은 고딕" w:hAnsi="맑은 고딕" w:eastAsia="맑은 고딕"/>
+          <w:b w:val="0"/>
+          <w:sz w:val="21"/>
+        </w:rPr>
+        <w:t>세월이 흘러 디지털 스트리밍의 무한한 파도 속에서도 이 음반이 여전히 각별한 울림을 주는 이유는, 한 곡 한 곡에 배어 있는 '시간의 무게' 때문입니다. 정제된 멜로디 속에 깃든 노스탤지어는 오늘날의 화려한 사운드가 흉내 낼 수 없는 따스한 온기를 품고 있으며, 바늘이 소리골을 긁으며 피어올리는 미세한 정적조차 음악의 일부가 되어 마음 깊은 곳을 어루만집니다. 《Pop Song 반세기 Vol. 5》는 지나간 시대에 헌정하는 가장 우아한 송가이자, 아날로그의 품격과 서정을 사랑하는 모든 음악 애호가들을 위한 소중한 기억의 보고(寶庫)입니다.</w:t>
       </w:r>
     </w:p>
     <w:p>
@@ -168,7 +187,7 @@
           <w:b w:val="0"/>
           <w:sz w:val="21"/>
         </w:rPr>
-        <w:t>20세기 중후반 한국 음반 시장에서 서양 팝 음악의 유산을 체계적으로 조명하기 위해 기획·발매된 역사적 컴필레이션 시리즈로, 시대를 풍미한 스탠더드 팝과 올디스 명곡들의 정수를 엄선하여 라이선스 LP로 정성스레 제작되었습니다.</w:t>
+        <w:t>1970~80년대 국내 유수의 음반사를 통해 서구 팝 음악의 황금기를 조명하고 한국인이 사랑한 팝송의 반세기 역사를 정리하고자 기획·발매된 정통 컴필레이션 명반</w:t>
       </w:r>
     </w:p>
     <w:p>
@@ -199,7 +218,7 @@
           <w:b w:val="0"/>
           <w:sz w:val="21"/>
         </w:rPr>
-        <w:t>발매 당시 음악다방과 라디오 애청자들 사이에서 필청 음반으로 자리매김하며 꾸준한 스테디셀러를 기록하였고, 당대 지성인들과 청년층의 교양 음반이자 가정용 전축의 필수 애장반으로 폭넓은 사랑을 받았습니다.</w:t>
+        <w:t>발매 당시 음악 애호가들과 팝 입문자들 사이에서 필청 음반으로 확고한 지지를 얻었으며, 음악 다방 및 가정용 전축의 보급과 맞물려 스테디셀러로서 높은 판매고를 기록</w:t>
       </w:r>
     </w:p>
     <w:p>
@@ -230,7 +249,7 @@
           <w:b w:val="0"/>
           <w:sz w:val="21"/>
         </w:rPr>
-        <w:t>앨범을 구성하는 수록곡 대다수가 빌보드 차트 정상을 차지하고 그래미 어워드 명예의 전당 헌액 및 RIAA 골드·플래티넘을 공인받은 20세기 불멸의 마스터피스들로 채워져 있어 그 자체로 드높은 권위를 지닙니다.</w:t>
+        <w:t>개별 수록곡 다수가 빌보드 핫 100 상위권 랭크 및 그래미 어워드 후보/수상 이력을 지닌 검증된 명곡들로, 당대 대중음악 평단으로부터 시대의 스탠더드를 완벽히 집약했다는 권위 있는 평가를 받음</w:t>
       </w:r>
     </w:p>
     <w:p>
@@ -275,7 +294,7 @@
           <w:b w:val="0"/>
           <w:sz w:val="21"/>
         </w:rPr>
-        <w:t>미국, 영국 등 다국적 (Various)</w:t>
+        <w:t>미국, 영국 등 다국적</w:t>
       </w:r>
     </w:p>
     <w:p>
@@ -306,7 +325,7 @@
           <w:b w:val="0"/>
           <w:sz w:val="21"/>
         </w:rPr>
-        <w:t>20세기 중반 활동 거장들 (1950년대~1970년대 전성기)</w:t>
+        <w:t>20세기 중·후반 활동</w:t>
       </w:r>
     </w:p>
     <w:p>
@@ -337,7 +356,7 @@
           <w:b w:val="0"/>
           <w:sz w:val="21"/>
         </w:rPr>
-        <w:t>솔로 보컬리스트 및 전설적인 보컬 앙상블 연합 (Various Artists)</w:t>
+        <w:t>솔로 및 보컬 그룹 연합 (Various Artists)</w:t>
       </w:r>
     </w:p>
     <w:p>
@@ -368,7 +387,7 @@
           <w:b w:val="0"/>
           <w:sz w:val="21"/>
         </w:rPr>
-        <w:t>대중음악의 문법을 정립하고 서정적 팝의 황금시대를 일군 20세기 최고의 거장들이 한자리에 모였습니다. 이들은 탁월한 가창력과 유려한 오케스트레이션을 결합하여 언어와 국경을 뛰어넘는 보편적인 감동의 선율을 완성했습니다. 팝 음악을 단순한 유행가를 넘어 하나의 영원한 고전 예술로 격상시킨 주역들입니다.</w:t>
+        <w:t>20세기 팝 음악의 황금기를 찬란하게 수놓았던 세계적인 거장들과 전설적인 보컬리스트들이 한자리에 모였습니다. 이들은 탁월한 가창력과 세련된 송라이팅으로 대중음악을 하나의 순수 예술적 경지로 끌어올렸으며, 현대 대중음악의 기틀을 다진 불멸의 거목들입니다.</w:t>
       </w:r>
     </w:p>
     <w:p>
@@ -413,7 +432,7 @@
           <w:b w:val="0"/>
           <w:sz w:val="21"/>
         </w:rPr>
-        <w:t>본 작은 팝 음악이 본격적으로 성숙기에 접어든 시기의 정수를 집약한 음반으로, 파퓰러 뮤직의 발전 과정을 일목요연하게 조망할 수 있는 아카이브적 완성도를 지닙니다. 스탠더드 보컬 팝에서부터 초기 로큰롤과 컨템포러리 발라드로 이어지는 유려한 흐름을 한 장의 바이닐에 압축하여 감상할 수 있는 음악사적 가치가 매우 뛰어납니다.</w:t>
+        <w:t>1950년대 스탠더드 팝부터 1970년대 팝 발라드에 이르기까지, 대중음악이 예술적 성숙을 이루던 반세기의 음악적 유산을 한눈에 조망할 수 있는 팝 아카이브의 정점입니다.</w:t>
       </w:r>
     </w:p>
     <w:p>
@@ -444,7 +463,7 @@
           <w:b w:val="0"/>
           <w:sz w:val="21"/>
         </w:rPr>
-        <w:t>1970~80년대 대한민국 청춘들의 안식처였던 음악다방의 턴테이블 위를 지키고, 심야 라디오 프로그램 시그널과 함께 흐르던 아련한 청춘의 공기가 짙게 배어 있습니다. 산업화의 격변 속에서 젊은이들은 LP에서 피어오르는 이 이국적이고 서정적인 선율에 귀를 기울이며 자유와 낭만을 꿈꾸었고, 그 정서적 연대는 오늘날까지 아련한 회상의 무늬로 남아 있습니다.</w:t>
+        <w:t>창백한 형광등 불빛 아래 청파(靑波) 라디오를 귀에 대고 듣던 학창 시절의 기억, LP 판의 잡음마저 낭만으로 승화되던 음악 다방의 커피 향기 등 당대 청춘들의 순수했던 열정과 문화적 공기가 짙게 배어 있습니다.</w:t>
       </w:r>
     </w:p>
     <w:p>
@@ -489,7 +508,7 @@
           <w:b w:val="0"/>
           <w:sz w:val="21"/>
         </w:rPr>
-        <w:t>시대를 풍미한 올드 팝의 우아함과 애수가 돋보이는 트랙들이 균형 있게 포진해 있습니다. 풍성한 현악 스트링 위에 얹힌 감미로운 보컬 발라드는 가슴 저린 그리움을 자아내며, 우아한 리듬과 클래시컬한 편곡이 돋보이는 스탠더드 넘버들은 당대 팝 음악이 지녔던 격조 높은 서정미를 유감없이 들려줍니다.</w:t>
+        <w:t>부드럽고 벨벳 같은 크루너 보컬이 돋보이는 발라드와 우아한 현악 편곡의 이지 리스닝 트랙들이 유기적으로 배치되어 있습니다. 시대를 초월한 멜로디의 직관성과 가사에 깃든 시적 서정성이 듣는 이의 감정을 잔잔하게 흔듭니다.</w:t>
       </w:r>
     </w:p>
     <w:p>
@@ -520,7 +539,7 @@
           <w:b w:val="0"/>
           <w:sz w:val="21"/>
         </w:rPr>
-        <w:t>진공관 앰프의 은은한 온기와 빈티지 턴테이블 카트리지가 긁어내는 아날로그 특유의 질감이 어우러질 때 본 작의 진가가 발휘됩니다. 둥글고 두툼하게 울리는 콘트라베이스의 저역과 나지막한 보컬의 숨소리에 귀를 기울이며, 조도를 낮춘 고요한 공간에서 깊은 공간감과 특유의 서정성을 음미해 보시길 권합니다.</w:t>
+        <w:t>진공관 앰프의 은은한 예열을 거친 후 턴테이블에 바늘을 올렸을 때, 아날로그 특유의 풍성한 중저역과 자연스러운 공간감이 극대화됩니다. 불을 어둡게 밝힌 늦은 밤, LP 소리골에서 피어오르는 미세한 틱 노이즈마저 하나의 악기로 품어 안으며 감상할 때 가장 깊은 감동을 선사합니다.</w:t>
       </w:r>
     </w:p>
     <w:p>
@@ -551,7 +570,7 @@
           <w:b w:val="0"/>
           <w:sz w:val="21"/>
         </w:rPr>
-        <w:t>디지털 스트리밍 시대에는 결코 온전히 재현될 수 없는 묵직한 아날로그 프레싱의 묘미와, 한국 바이닐 수집 문화의 역사적 정취를 고스란히 간직한 실물 자료입니다. 세대를 넘어 사랑받아 온 오리지널 음원들의 따스한 음색을 원반의 감각으로 소유할 수 있다는 점에서 정통 팝 컬렉터에게 각별한 소장 가치를 지닙니다.</w:t>
+        <w:t>단편적으로 흩어져 있던 서구 팝의 기념비적 명곡들을 아날로그 바이닐의 최적화된 마스터링으로 만날 수 있다는 점에서, 정통 오디오파일과 LP 컬렉터 모두에게 서재의 한 켠을 내어줄 만한 영속적인 가치를 지닙니다.</w:t>
       </w:r>
     </w:p>
     <w:p>
@@ -565,7 +584,7 @@
           <w:color w:val="4338CA"/>
           <w:sz w:val="21"/>
         </w:rPr>
-        <w:t>이 음반을 통해 아날로그 바늘 끝에서 피어나는 낭만의 황금기가 전해주는 감동을 다시 한번 경험해 보시는 것은 어떨까요?</w:t>
+        <w:t>이 음반을 통해 아날로그 바늘 끝에서 피어나는 아련한 낭만과 명곡들이 전해주는 감동을 다시 한번 경험해 보시는 것은 어떨까요?</w:t>
       </w:r>
     </w:p>
     <w:sectPr>
